--- a/docs/activities/lecture_02/02_02_class_activity.docx
+++ b/docs/activities/lecture_02/02_02_class_activity.docx
@@ -967,45 +967,6 @@
         <w:rPr>
           <w:rStyle w:val="NormalTok"/>
         </w:rPr>
-        <w:t xml:space="preserve">    output</w:t>
-      </w:r>
-      <w:r>
-        <w:rPr>
-          <w:rStyle w:val="SpecialCharTok"/>
-        </w:rPr>
-        <w:t xml:space="preserve">-</w:t>
-      </w:r>
-      <w:r>
-        <w:rPr>
-          <w:rStyle w:val="NormalTok"/>
-        </w:rPr>
-        <w:t xml:space="preserve">file</w:t>
-      </w:r>
-      <w:r>
-        <w:rPr>
-          <w:rStyle w:val="SpecialCharTok"/>
-        </w:rPr>
-        <w:t xml:space="preserve">:</w:t>
-      </w:r>
-      <w:r>
-        <w:rPr>
-          <w:rStyle w:val="NormalTok"/>
-        </w:rPr>
-        <w:t xml:space="preserve"> </w:t>
-      </w:r>
-      <w:r>
-        <w:rPr>
-          <w:rStyle w:val="StringTok"/>
-        </w:rPr>
-        <w:t xml:space="preserve">"02_02_class_activity.html"</w:t>
-      </w:r>
-      <w:r>
-        <w:br/>
-      </w:r>
-      <w:r>
-        <w:rPr>
-          <w:rStyle w:val="NormalTok"/>
-        </w:rPr>
         <w:t xml:space="preserve">    default</w:t>
       </w:r>
       <w:r>
@@ -4157,7 +4118,7 @@
       <w:r>
         <w:drawing>
           <wp:inline>
-            <wp:extent cx="6578600" cy="4111625"/>
+            <wp:extent cx="5943600" cy="3714750"/>
             <wp:effectExtent b="0" l="0" r="0" t="0"/>
             <wp:docPr descr="" title="" id="42" name="Picture"/>
             <a:graphic>
@@ -4178,7 +4139,7 @@
                   <pic:spPr bwMode="auto">
                     <a:xfrm>
                       <a:off x="0" y="0"/>
-                      <a:ext cx="6578600" cy="4111625"/>
+                      <a:ext cx="5943600" cy="3714750"/>
                     </a:xfrm>
                     <a:prstGeom prst="rect">
                       <a:avLst/>
@@ -6172,7 +6133,7 @@
       <w:r>
         <w:drawing>
           <wp:inline>
-            <wp:extent cx="6578600" cy="4933950"/>
+            <wp:extent cx="5943600" cy="4457700"/>
             <wp:effectExtent b="0" l="0" r="0" t="0"/>
             <wp:docPr descr="" title="" id="52" name="Picture"/>
             <a:graphic>
@@ -6193,7 +6154,7 @@
                   <pic:spPr bwMode="auto">
                     <a:xfrm>
                       <a:off x="0" y="0"/>
-                      <a:ext cx="6578600" cy="4933950"/>
+                      <a:ext cx="5943600" cy="4457700"/>
                     </a:xfrm>
                     <a:prstGeom prst="rect">
                       <a:avLst/>
@@ -6610,7 +6571,7 @@
       <w:r>
         <w:drawing>
           <wp:inline>
-            <wp:extent cx="6578600" cy="5262880"/>
+            <wp:extent cx="5943600" cy="4754880"/>
             <wp:effectExtent b="0" l="0" r="0" t="0"/>
             <wp:docPr descr="" title="" id="58" name="Picture"/>
             <a:graphic>
@@ -6631,7 +6592,7 @@
                   <pic:spPr bwMode="auto">
                     <a:xfrm>
                       <a:off x="0" y="0"/>
-                      <a:ext cx="6578600" cy="5262880"/>
+                      <a:ext cx="5943600" cy="4754880"/>
                     </a:xfrm>
                     <a:prstGeom prst="rect">
                       <a:avLst/>
@@ -7034,7 +6995,7 @@
     <w:bookmarkEnd w:id="63"/>
     <w:sectPr>
       <w:pgSz w:h="15840" w:w="12240"/>
-      <w:pgMar w:bottom="720" w:footer="720" w:gutter="0" w:header="720" w:left="1152" w:right="720" w:top="720"/>
+      <w:pgMar w:bottom="1440" w:footer="720" w:gutter="0" w:header="720" w:left="1440" w:right="1440" w:top="1440"/>
       <w:cols w:space="720"/>
       <w:docGrid w:linePitch="360"/>
     </w:sectPr>
@@ -8778,7 +8739,7 @@
     <w:basedOn w:val="Normal"/>
     <w:next w:val="Normal"/>
     <w:qFormat/>
-    <w:rsid w:val="00B86ADC"/>
+    <w:rsid w:val="00BC28E9"/>
     <w:pPr>
       <w:pBdr>
         <w:top w:color="FF0000" w:space="1" w:sz="8" w:val="single"/>
@@ -8792,14 +8753,14 @@
     </w:pPr>
     <w:rPr>
       <w:rFonts w:ascii="Courier New" w:hAnsi="Courier New"/>
-      <w:sz w:val="16"/>
+      <w:sz w:val="18"/>
     </w:rPr>
   </w:style>
   <w:style w:customStyle="1" w:styleId="SourceCode" w:type="paragraph">
     <w:name w:val="Source Code"/>
     <w:basedOn w:val="Normal"/>
     <w:qFormat/>
-    <w:rsid w:val="0018210C"/>
+    <w:rsid w:val="00771E03"/>
     <w:pPr>
       <w:pBdr>
         <w:top w:color="auto" w:space="1" w:sz="8" w:val="single"/>
@@ -8807,20 +8768,20 @@
         <w:bottom w:color="auto" w:space="1" w:sz="8" w:val="single"/>
         <w:right w:color="auto" w:space="4" w:sz="8" w:val="single"/>
       </w:pBdr>
-      <w:shd w:color="auto" w:fill="auto" w:val="pct5"/>
+      <w:shd w:color="auto" w:fill="auto" w:val="pct15"/>
       <w:spacing w:after="240" w:before="240"/>
       <w:ind w:left="432" w:right="432"/>
     </w:pPr>
     <w:rPr>
       <w:rFonts w:ascii="Courier New" w:hAnsi="Courier New"/>
-      <w:sz w:val="15"/>
+      <w:sz w:val="20"/>
     </w:rPr>
   </w:style>
   <w:style w:customStyle="1" w:styleId="Verbatim" w:type="paragraph">
     <w:name w:val="Verbatim"/>
     <w:basedOn w:val="Normal"/>
     <w:qFormat/>
-    <w:rsid w:val="0018210C"/>
+    <w:rsid w:val="00771E03"/>
     <w:pPr>
       <w:shd w:color="auto" w:fill="auto" w:val="pct15"/>
       <w:spacing w:after="240" w:before="240"/>
@@ -8828,7 +8789,7 @@
     </w:pPr>
     <w:rPr>
       <w:rFonts w:ascii="Courier New" w:hAnsi="Courier New"/>
-      <w:sz w:val="16"/>
+      <w:sz w:val="18"/>
     </w:rPr>
   </w:style>
   <w:style w:customStyle="1" w:styleId="CodeBlock" w:type="paragraph">
@@ -8871,11 +8832,6 @@
     <w:pPr>
       <w:spacing w:after="100"/>
     </w:pPr>
-  </w:style>
-  <w:style w:customStyle="1" w:styleId="Graphic" w:type="paragraph">
-    <w:name w:val="Graphic"/>
-    <w:qFormat/>
-    <w:rsid w:val="00735D8A"/>
   </w:style>
   <w:style w:type="character" w:customStyle="1" w:styleId="KeywordTok">
     <w:name w:val="KeywordTok"/>
